--- a/backend/modelos/_procuracoes_rotativas/P02.docx
+++ b/backend/modelos/_procuracoes_rotativas/P02.docx
@@ -42,7 +42,7 @@
           <w:rFonts w:ascii="Arial" w:hAnsi="Arial"/>
           <w:sz w:val="22"/>
         </w:rPr>
-        <w:t>, {{ nacionalidade }}, inscrito(a) no {{ tipo_documento }} sob o n.º {{ cpf }}, residente e domiciliado(a) à {{ endereco_cliente }}, {{ cidade_estado_cliente }}, nomeio e constituo meu(minha) bastante procurador(a) o(a) Dr(a). {{ adv_nome }}, advogado(a) inscrito(a) na {{ adv_oab }}, a quem confiro poderes para o foro em geral, com cláusula “ad judicia et extra”, em qualquer Juízo, Instância ou Tribunal, especialmente para ajuizar ação judicial em face de {{ administradora }}, podendo, para tanto, propor, requerer, contestar, impugnar, defender, recorrer, produzir provas, transigir, desistir, renunciar, receber citações e intimações, firmar compromissos ou acordos, solicitar cópias reprográficas, requerer e levantar alvarás judiciais, receber valores e dar quitação, bem como praticar todos os demais atos necessários ao conveniente e fiel desempenho deste mandato, inclusive substabelecer com ou sem reserva de poderes.</w:t>
+        <w:t>, {{ nacionalidade }}, inscrito(a) no {{ tipo_documento }} sob o n.º {{ cpf }}, residente e domiciliado(a) à {{ endereco_cliente }}, {{ cidade_estado_cliente }}, nomeio e constituo meu(minha) bastante procurador(a) o(a) Dr(a). {{ adv_nome }}, advogado(a) inscrito(a) na {{ adv_oab }}, a quem confiro poderes para o foro em geral, com cláusula “ad judicia et extra”, em qualquer Juízo, Instância ou Tribunal, especialmente para ajuizar ação judicial em face de {{ administradora }}, podendo, para tanto, propor, requerer, contestar, impugnar, defender, recorrer, produzir provas, transigir, desistir, renunciar, receber citações e intimações, celebrar acordos, firmar acordos, firmar compromissos, solicitar cópias reprográficas, requerer e levantar alvarás judiciais, receber valores e dar quitação, bem como praticar todos os demais atos necessários ao conveniente e fiel desempenho deste mandato, inclusive substabelecer com ou sem reserva de poderes.</w:t>
       </w:r>
     </w:p>
     <w:p>
